--- a/pr-preview/pr-633/vignettes/articles/version-crosswalk-1.3-to-1.4.docx
+++ b/pr-preview/pr-633/vignettes/articles/version-crosswalk-1.3-to-1.4.docx
@@ -3067,7 +3067,7 @@
         <w:rPr>
           <w:rStyle w:val="CommentTok"/>
         </w:rPr>
-        <w:t xml:space="preserve">#&gt; 1  6.56 1     HlyE_IgA    0.600</w:t>
+        <w:t xml:space="preserve">#&gt; 1 14.0  1     HlyE_IgA    1.44 </w:t>
       </w:r>
       <w:r>
         <w:br/>
@@ -3076,7 +3076,7 @@
         <w:rPr>
           <w:rStyle w:val="CommentTok"/>
         </w:rPr>
-        <w:t xml:space="preserve">#&gt; 2  6.56 1     HlyE_IgG    2.79 </w:t>
+        <w:t xml:space="preserve">#&gt; 2 14.0  1     HlyE_IgG    9.63 </w:t>
       </w:r>
       <w:r>
         <w:br/>
@@ -3085,7 +3085,7 @@
         <w:rPr>
           <w:rStyle w:val="CommentTok"/>
         </w:rPr>
-        <w:t xml:space="preserve">#&gt; 3 14.1  2     HlyE_IgA    1.08 </w:t>
+        <w:t xml:space="preserve">#&gt; 3  5.22 2     HlyE_IgA    0.817</w:t>
       </w:r>
       <w:r>
         <w:br/>
@@ -3094,7 +3094,7 @@
         <w:rPr>
           <w:rStyle w:val="CommentTok"/>
         </w:rPr>
-        <w:t xml:space="preserve">#&gt; 4 14.1  2     HlyE_IgG    0.559</w:t>
+        <w:t xml:space="preserve">#&gt; 4  5.22 2     HlyE_IgG    0.399</w:t>
       </w:r>
       <w:r>
         <w:br/>
@@ -3103,7 +3103,7 @@
         <w:rPr>
           <w:rStyle w:val="CommentTok"/>
         </w:rPr>
-        <w:t xml:space="preserve">#&gt; 5  9.75 3     HlyE_IgA    0.375</w:t>
+        <w:t xml:space="preserve">#&gt; 5 15.6  3     HlyE_IgA    0.797</w:t>
       </w:r>
       <w:r>
         <w:br/>
@@ -3112,7 +3112,7 @@
         <w:rPr>
           <w:rStyle w:val="CommentTok"/>
         </w:rPr>
-        <w:t xml:space="preserve">#&gt; 6  9.75 3     HlyE_IgG    0.420</w:t>
+        <w:t xml:space="preserve">#&gt; 6 15.6  3     HlyE_IgG    0.604</w:t>
       </w:r>
       <w:r>
         <w:br/>

--- a/pr-preview/pr-633/vignettes/articles/version-crosswalk-1.3-to-1.4.docx
+++ b/pr-preview/pr-633/vignettes/articles/version-crosswalk-1.3-to-1.4.docx
@@ -3049,7 +3049,7 @@
         <w:rPr>
           <w:rStyle w:val="CommentTok"/>
         </w:rPr>
-        <w:t xml:space="preserve">#&gt;     age id    antigen_iso value</w:t>
+        <w:t xml:space="preserve">#&gt;     age id    antigen_iso   value</w:t>
       </w:r>
       <w:r>
         <w:br/>
@@ -3058,7 +3058,7 @@
         <w:rPr>
           <w:rStyle w:val="CommentTok"/>
         </w:rPr>
-        <w:t xml:space="preserve">#&gt;   &lt;dbl&gt; &lt;chr&gt; &lt;chr&gt;       &lt;dbl&gt;</w:t>
+        <w:t xml:space="preserve">#&gt;   &lt;dbl&gt; &lt;chr&gt; &lt;chr&gt;         &lt;dbl&gt;</w:t>
       </w:r>
       <w:r>
         <w:br/>
@@ -3067,7 +3067,7 @@
         <w:rPr>
           <w:rStyle w:val="CommentTok"/>
         </w:rPr>
-        <w:t xml:space="preserve">#&gt; 1 14.0  1     HlyE_IgA    1.44 </w:t>
+        <w:t xml:space="preserve">#&gt; 1  2.41 1     HlyE_IgA      0.545</w:t>
       </w:r>
       <w:r>
         <w:br/>
@@ -3076,7 +3076,7 @@
         <w:rPr>
           <w:rStyle w:val="CommentTok"/>
         </w:rPr>
-        <w:t xml:space="preserve">#&gt; 2 14.0  1     HlyE_IgG    9.63 </w:t>
+        <w:t xml:space="preserve">#&gt; 2  2.41 1     HlyE_IgG      0.199</w:t>
       </w:r>
       <w:r>
         <w:br/>
@@ -3085,7 +3085,7 @@
         <w:rPr>
           <w:rStyle w:val="CommentTok"/>
         </w:rPr>
-        <w:t xml:space="preserve">#&gt; 3  5.22 2     HlyE_IgA    0.817</w:t>
+        <w:t xml:space="preserve">#&gt; 3 14.8  2     HlyE_IgA      1.91 </w:t>
       </w:r>
       <w:r>
         <w:br/>
@@ -3094,7 +3094,7 @@
         <w:rPr>
           <w:rStyle w:val="CommentTok"/>
         </w:rPr>
-        <w:t xml:space="preserve">#&gt; 4  5.22 2     HlyE_IgG    0.399</w:t>
+        <w:t xml:space="preserve">#&gt; 4 14.8  2     HlyE_IgG      2.61 </w:t>
       </w:r>
       <w:r>
         <w:br/>
@@ -3103,7 +3103,7 @@
         <w:rPr>
           <w:rStyle w:val="CommentTok"/>
         </w:rPr>
-        <w:t xml:space="preserve">#&gt; 5 15.6  3     HlyE_IgA    0.797</w:t>
+        <w:t xml:space="preserve">#&gt; 5 11.7  3     HlyE_IgA      0.597</w:t>
       </w:r>
       <w:r>
         <w:br/>
@@ -3112,7 +3112,7 @@
         <w:rPr>
           <w:rStyle w:val="CommentTok"/>
         </w:rPr>
-        <w:t xml:space="preserve">#&gt; 6 15.6  3     HlyE_IgG    0.604</w:t>
+        <w:t xml:space="preserve">#&gt; 6 11.7  3     HlyE_IgG    789.</w:t>
       </w:r>
       <w:r>
         <w:br/>

--- a/pr-preview/pr-633/vignettes/articles/version-crosswalk-1.3-to-1.4.docx
+++ b/pr-preview/pr-633/vignettes/articles/version-crosswalk-1.3-to-1.4.docx
@@ -3067,7 +3067,7 @@
         <w:rPr>
           <w:rStyle w:val="CommentTok"/>
         </w:rPr>
-        <w:t xml:space="preserve">#&gt; 1  2.41 1     HlyE_IgA      0.545</w:t>
+        <w:t xml:space="preserve">#&gt; 1 10.2  1     HlyE_IgA      7.43 </w:t>
       </w:r>
       <w:r>
         <w:br/>
@@ -3076,7 +3076,7 @@
         <w:rPr>
           <w:rStyle w:val="CommentTok"/>
         </w:rPr>
-        <w:t xml:space="preserve">#&gt; 2  2.41 1     HlyE_IgG      0.199</w:t>
+        <w:t xml:space="preserve">#&gt; 2 10.2  1     HlyE_IgG      8.29 </w:t>
       </w:r>
       <w:r>
         <w:br/>
@@ -3085,7 +3085,7 @@
         <w:rPr>
           <w:rStyle w:val="CommentTok"/>
         </w:rPr>
-        <w:t xml:space="preserve">#&gt; 3 14.8  2     HlyE_IgA      1.91 </w:t>
+        <w:t xml:space="preserve">#&gt; 3  4.17 2     HlyE_IgA      0.767</w:t>
       </w:r>
       <w:r>
         <w:br/>
@@ -3094,7 +3094,7 @@
         <w:rPr>
           <w:rStyle w:val="CommentTok"/>
         </w:rPr>
-        <w:t xml:space="preserve">#&gt; 4 14.8  2     HlyE_IgG      2.61 </w:t>
+        <w:t xml:space="preserve">#&gt; 4  4.17 2     HlyE_IgG      0.392</w:t>
       </w:r>
       <w:r>
         <w:br/>
@@ -3103,7 +3103,7 @@
         <w:rPr>
           <w:rStyle w:val="CommentTok"/>
         </w:rPr>
-        <w:t xml:space="preserve">#&gt; 5 11.7  3     HlyE_IgA      0.597</w:t>
+        <w:t xml:space="preserve">#&gt; 5 14.4  3     HlyE_IgA    143.   </w:t>
       </w:r>
       <w:r>
         <w:br/>
@@ -3112,7 +3112,7 @@
         <w:rPr>
           <w:rStyle w:val="CommentTok"/>
         </w:rPr>
-        <w:t xml:space="preserve">#&gt; 6 11.7  3     HlyE_IgG    789.</w:t>
+        <w:t xml:space="preserve">#&gt; 6 14.4  3     HlyE_IgG     32.9</w:t>
       </w:r>
       <w:r>
         <w:br/>

--- a/pr-preview/pr-633/vignettes/articles/version-crosswalk-1.3-to-1.4.docx
+++ b/pr-preview/pr-633/vignettes/articles/version-crosswalk-1.3-to-1.4.docx
@@ -3049,7 +3049,7 @@
         <w:rPr>
           <w:rStyle w:val="CommentTok"/>
         </w:rPr>
-        <w:t xml:space="preserve">#&gt;     age id    antigen_iso   value</w:t>
+        <w:t xml:space="preserve">#&gt;     age id    antigen_iso value</w:t>
       </w:r>
       <w:r>
         <w:br/>
@@ -3058,7 +3058,7 @@
         <w:rPr>
           <w:rStyle w:val="CommentTok"/>
         </w:rPr>
-        <w:t xml:space="preserve">#&gt;   &lt;dbl&gt; &lt;chr&gt; &lt;chr&gt;         &lt;dbl&gt;</w:t>
+        <w:t xml:space="preserve">#&gt;   &lt;dbl&gt; &lt;chr&gt; &lt;chr&gt;       &lt;dbl&gt;</w:t>
       </w:r>
       <w:r>
         <w:br/>
@@ -3067,7 +3067,7 @@
         <w:rPr>
           <w:rStyle w:val="CommentTok"/>
         </w:rPr>
-        <w:t xml:space="preserve">#&gt; 1 10.2  1     HlyE_IgA      7.43 </w:t>
+        <w:t xml:space="preserve">#&gt; 1  0.18 1     HlyE_IgA    0.406</w:t>
       </w:r>
       <w:r>
         <w:br/>
@@ -3076,7 +3076,7 @@
         <w:rPr>
           <w:rStyle w:val="CommentTok"/>
         </w:rPr>
-        <w:t xml:space="preserve">#&gt; 2 10.2  1     HlyE_IgG      8.29 </w:t>
+        <w:t xml:space="preserve">#&gt; 2  0.18 1     HlyE_IgG    0.316</w:t>
       </w:r>
       <w:r>
         <w:br/>
@@ -3085,7 +3085,7 @@
         <w:rPr>
           <w:rStyle w:val="CommentTok"/>
         </w:rPr>
-        <w:t xml:space="preserve">#&gt; 3  4.17 2     HlyE_IgA      0.767</w:t>
+        <w:t xml:space="preserve">#&gt; 3 19.5  2     HlyE_IgA    0.967</w:t>
       </w:r>
       <w:r>
         <w:br/>
@@ -3094,7 +3094,7 @@
         <w:rPr>
           <w:rStyle w:val="CommentTok"/>
         </w:rPr>
-        <w:t xml:space="preserve">#&gt; 4  4.17 2     HlyE_IgG      0.392</w:t>
+        <w:t xml:space="preserve">#&gt; 4 19.5  2     HlyE_IgG    0.967</w:t>
       </w:r>
       <w:r>
         <w:br/>
@@ -3103,7 +3103,7 @@
         <w:rPr>
           <w:rStyle w:val="CommentTok"/>
         </w:rPr>
-        <w:t xml:space="preserve">#&gt; 5 14.4  3     HlyE_IgA    143.   </w:t>
+        <w:t xml:space="preserve">#&gt; 5 18.2  3     HlyE_IgA    0.392</w:t>
       </w:r>
       <w:r>
         <w:br/>
@@ -3112,7 +3112,7 @@
         <w:rPr>
           <w:rStyle w:val="CommentTok"/>
         </w:rPr>
-        <w:t xml:space="preserve">#&gt; 6 14.4  3     HlyE_IgG     32.9</w:t>
+        <w:t xml:space="preserve">#&gt; 6 18.2  3     HlyE_IgG    0.221</w:t>
       </w:r>
       <w:r>
         <w:br/>
